--- a/por/docx/37.content.docx
+++ b/por/docx/37.content.docx
@@ -19,7 +19,7 @@
         <w:rPr>
           <w:lang w:val="pt_PT" w:bidi="pt_PT"/>
         </w:rPr>
-        <w:t>Resource: Notas de Estudo - Introduções aos Livros (Tyndale)</w:t>
+        <w:t>Resource: Tyndale Open Study Notes</w:t>
       </w:r>
       <w:r>
         <w:rPr>
@@ -112,7 +112,7 @@
         <w:rPr>
           <w:lang w:val="pt_PT" w:bidi="pt_PT"/>
         </w:rPr>
-        <w:t>Notas de Estudo - Introduções aos Livros (Tyndale)</w:t>
+        <w:t>Tyndale Open Study Notes</w:t>
       </w:r>
     </w:p>
     <w:p>

--- a/por/docx/37.content.docx
+++ b/por/docx/37.content.docx
@@ -19,7 +19,7 @@
         <w:rPr>
           <w:lang w:val="pt_PT" w:bidi="pt_PT"/>
         </w:rPr>
-        <w:t>Resource: Tyndale Open Study Notes</w:t>
+        <w:t>Resource: Aquifer Open Study Notes (Book Intros)</w:t>
       </w:r>
       <w:r>
         <w:rPr>
@@ -112,7 +112,7 @@
         <w:rPr>
           <w:lang w:val="pt_PT" w:bidi="pt_PT"/>
         </w:rPr>
-        <w:t>Tyndale Open Study Notes</w:t>
+        <w:t>Aquifer Open Study Notes (Book Intros)</w:t>
       </w:r>
     </w:p>
     <w:p>

--- a/por/docx/37.content.docx
+++ b/por/docx/37.content.docx
@@ -258,72 +258,48 @@
         </w:rPr>
         <w:t xml:space="preserve">Em 538 a.C., Ciro, o Grande, rei da Pérsia, emitiu um decreto permitindo que os povos conquistados que haviam sido deportados pelos babilônios retornassem às suas terras natais (veja </w:t>
       </w:r>
-      <w:hyperlink r:id="rId13">
-        <w:r>
-          <w:rPr>
-            <w:lang w:val="pt_PT" w:bidi="pt_PT"/>
-          </w:rPr>
-          <w:rPr>
-            <w:color w:val="0000EE"/>
-            <w:u w:val="single"/>
-          </w:rPr>
-          <w:t>Ed 1.1–11</w:t>
-        </w:r>
-      </w:hyperlink>
+      <w:r>
+        <w:rPr>
+          <w:lang w:val="pt_PT" w:bidi="pt_PT"/>
+        </w:rPr>
+        <w:t>Ed 1.1–11</w:t>
+      </w:r>
       <w:r>
         <w:rPr>
           <w:lang w:val="pt_PT" w:bidi="pt_PT"/>
         </w:rPr>
         <w:t>). Os primeiros emigrantes a retornar a Jerusalém foram liderados por Sesbazar, o primeiro governador da comunidade restaurada (</w:t>
       </w:r>
-      <w:hyperlink r:id="rId14">
-        <w:r>
-          <w:rPr>
-            <w:lang w:val="pt_PT" w:bidi="pt_PT"/>
-          </w:rPr>
-          <w:rPr>
-            <w:color w:val="0000EE"/>
-            <w:u w:val="single"/>
-          </w:rPr>
-          <w:t>Ed 1.5–11</w:t>
-        </w:r>
-      </w:hyperlink>
+      <w:r>
+        <w:rPr>
+          <w:lang w:val="pt_PT" w:bidi="pt_PT"/>
+        </w:rPr>
+        <w:t>Ed 1.5–11</w:t>
+      </w:r>
       <w:r>
         <w:rPr>
           <w:lang w:val="pt_PT" w:bidi="pt_PT"/>
         </w:rPr>
         <w:t>). Com entusiasmo, os exilados que retornaram logo começaram a reconstruir o altar e o Templo (</w:t>
       </w:r>
-      <w:hyperlink r:id="rId15">
-        <w:r>
-          <w:rPr>
-            <w:lang w:val="pt_PT" w:bidi="pt_PT"/>
-          </w:rPr>
-          <w:rPr>
-            <w:color w:val="0000EE"/>
-            <w:u w:val="single"/>
-          </w:rPr>
-          <w:t>Ed 3.1–13</w:t>
-        </w:r>
-      </w:hyperlink>
+      <w:r>
+        <w:rPr>
+          <w:lang w:val="pt_PT" w:bidi="pt_PT"/>
+        </w:rPr>
+        <w:t>Ed 3.1–13</w:t>
+      </w:r>
       <w:r>
         <w:rPr>
           <w:lang w:val="pt_PT" w:bidi="pt_PT"/>
         </w:rPr>
         <w:t>), mas os residentes pagãos locais ameaçaram os israelitas e os desencorajaram de seu trabalho dado por Deus (</w:t>
       </w:r>
-      <w:hyperlink r:id="rId16">
-        <w:r>
-          <w:rPr>
-            <w:lang w:val="pt_PT" w:bidi="pt_PT"/>
-          </w:rPr>
-          <w:rPr>
-            <w:color w:val="0000EE"/>
-            <w:u w:val="single"/>
-          </w:rPr>
-          <w:t>Ed 4.4–24</w:t>
-        </w:r>
-      </w:hyperlink>
+      <w:r>
+        <w:rPr>
+          <w:lang w:val="pt_PT" w:bidi="pt_PT"/>
+        </w:rPr>
+        <w:t>Ed 4.4–24</w:t>
+      </w:r>
       <w:r>
         <w:rPr>
           <w:lang w:val="pt_PT" w:bidi="pt_PT"/>
@@ -358,54 +334,36 @@
         </w:rPr>
         <w:t>Quando Ageu começou a pregar em 520 a.C., uma seca severa estava afetando a terra (</w:t>
       </w:r>
-      <w:hyperlink r:id="rId17">
-        <w:r>
-          <w:rPr>
-            <w:lang w:val="pt_PT" w:bidi="pt_PT"/>
-          </w:rPr>
-          <w:rPr>
-            <w:color w:val="0000EE"/>
-            <w:u w:val="single"/>
-          </w:rPr>
-          <w:t>Ag 1.11</w:t>
-        </w:r>
-      </w:hyperlink>
+      <w:r>
+        <w:rPr>
+          <w:lang w:val="pt_PT" w:bidi="pt_PT"/>
+        </w:rPr>
+        <w:t>Ag 1.11</w:t>
+      </w:r>
       <w:r>
         <w:rPr>
           <w:lang w:val="pt_PT" w:bidi="pt_PT"/>
         </w:rPr>
         <w:t>). Deus o enviou para motivar os israelitas a reconstruir o Templo de Deus e para encorajar a renovação espiritual do povo de Jerusalém. Em resposta, o povo retomou a reconstrução (</w:t>
       </w:r>
-      <w:hyperlink r:id="rId18">
-        <w:r>
-          <w:rPr>
-            <w:lang w:val="pt_PT" w:bidi="pt_PT"/>
-          </w:rPr>
-          <w:rPr>
-            <w:color w:val="0000EE"/>
-            <w:u w:val="single"/>
-          </w:rPr>
-          <w:t>1.14</w:t>
-        </w:r>
-      </w:hyperlink>
+      <w:r>
+        <w:rPr>
+          <w:lang w:val="pt_PT" w:bidi="pt_PT"/>
+        </w:rPr>
+        <w:t>1.14</w:t>
+      </w:r>
       <w:r>
         <w:rPr>
           <w:lang w:val="pt_PT" w:bidi="pt_PT"/>
         </w:rPr>
         <w:t xml:space="preserve">), e o projeto foi concluído em março de 515 a.C. (veja </w:t>
       </w:r>
-      <w:hyperlink r:id="rId19">
-        <w:r>
-          <w:rPr>
-            <w:lang w:val="pt_PT" w:bidi="pt_PT"/>
-          </w:rPr>
-          <w:rPr>
-            <w:color w:val="0000EE"/>
-            <w:u w:val="single"/>
-          </w:rPr>
-          <w:t>Ed 6.15</w:t>
-        </w:r>
-      </w:hyperlink>
+      <w:r>
+        <w:rPr>
+          <w:lang w:val="pt_PT" w:bidi="pt_PT"/>
+        </w:rPr>
+        <w:t>Ed 6.15</w:t>
+      </w:r>
       <w:r>
         <w:rPr>
           <w:lang w:val="pt_PT" w:bidi="pt_PT"/>
@@ -437,18 +395,12 @@
         </w:rPr>
         <w:t>Cada uma das quatro mensagens de Ageu destaca uma preocupação teológica diferente. O primeiro sermão (</w:t>
       </w:r>
-      <w:hyperlink r:id="rId20">
-        <w:r>
-          <w:rPr>
-            <w:lang w:val="pt_PT" w:bidi="pt_PT"/>
-          </w:rPr>
-          <w:rPr>
-            <w:color w:val="0000EE"/>
-            <w:u w:val="single"/>
-          </w:rPr>
-          <w:t>cap. 1</w:t>
-        </w:r>
-      </w:hyperlink>
+      <w:r>
+        <w:rPr>
+          <w:lang w:val="pt_PT" w:bidi="pt_PT"/>
+        </w:rPr>
+        <w:t>cap. 1</w:t>
+      </w:r>
       <w:r>
         <w:rPr>
           <w:lang w:val="pt_PT" w:bidi="pt_PT"/>
@@ -469,36 +421,24 @@
         </w:rPr>
         <w:t>A segunda mensagem (</w:t>
       </w:r>
-      <w:hyperlink r:id="rId21">
-        <w:r>
-          <w:rPr>
-            <w:lang w:val="pt_PT" w:bidi="pt_PT"/>
-          </w:rPr>
-          <w:rPr>
-            <w:color w:val="0000EE"/>
-            <w:u w:val="single"/>
-          </w:rPr>
-          <w:t>2.1–9</w:t>
-        </w:r>
-      </w:hyperlink>
+      <w:r>
+        <w:rPr>
+          <w:lang w:val="pt_PT" w:bidi="pt_PT"/>
+        </w:rPr>
+        <w:t>2.1–9</w:t>
+      </w:r>
       <w:r>
         <w:rPr>
           <w:lang w:val="pt_PT" w:bidi="pt_PT"/>
         </w:rPr>
         <w:t>) assegurou à comunidade que Deus não havia esquecido as promessas de bênção e restauração feitas pelos profetas anteriores. A glória do Senhor encheria mais uma vez o Templo (</w:t>
       </w:r>
-      <w:hyperlink r:id="rId22">
-        <w:r>
-          <w:rPr>
-            <w:lang w:val="pt_PT" w:bidi="pt_PT"/>
-          </w:rPr>
-          <w:rPr>
-            <w:color w:val="0000EE"/>
-            <w:u w:val="single"/>
-          </w:rPr>
-          <w:t>2.7</w:t>
-        </w:r>
-      </w:hyperlink>
+      <w:r>
+        <w:rPr>
+          <w:lang w:val="pt_PT" w:bidi="pt_PT"/>
+        </w:rPr>
+        <w:t>2.7</w:t>
+      </w:r>
       <w:r>
         <w:rPr>
           <w:lang w:val="pt_PT" w:bidi="pt_PT"/>
@@ -519,36 +459,24 @@
         </w:rPr>
         <w:t>A terceira mensagem (</w:t>
       </w:r>
-      <w:hyperlink r:id="rId23">
-        <w:r>
-          <w:rPr>
-            <w:lang w:val="pt_PT" w:bidi="pt_PT"/>
-          </w:rPr>
-          <w:rPr>
-            <w:color w:val="0000EE"/>
-            <w:u w:val="single"/>
-          </w:rPr>
-          <w:t>2.10–19</w:t>
-        </w:r>
-      </w:hyperlink>
+      <w:r>
+        <w:rPr>
+          <w:lang w:val="pt_PT" w:bidi="pt_PT"/>
+        </w:rPr>
+        <w:t>2.10–19</w:t>
+      </w:r>
       <w:r>
         <w:rPr>
           <w:lang w:val="pt_PT" w:bidi="pt_PT"/>
         </w:rPr>
         <w:t xml:space="preserve">) tem a pureza ritual como seu tema dominante. Ageu lembrou seu público de que as instruções da lei de Moisés ainda estavam em vigor. Deus espera que seu povo seja santo, assim como Ele é santo (veja </w:t>
       </w:r>
-      <w:hyperlink r:id="rId24">
-        <w:r>
-          <w:rPr>
-            <w:lang w:val="pt_PT" w:bidi="pt_PT"/>
-          </w:rPr>
-          <w:rPr>
-            <w:color w:val="0000EE"/>
-            <w:u w:val="single"/>
-          </w:rPr>
-          <w:t>Lv 11.44–45</w:t>
-        </w:r>
-      </w:hyperlink>
+      <w:r>
+        <w:rPr>
+          <w:lang w:val="pt_PT" w:bidi="pt_PT"/>
+        </w:rPr>
+        <w:t>Lv 11.44–45</w:t>
+      </w:r>
       <w:r>
         <w:rPr>
           <w:lang w:val="pt_PT" w:bidi="pt_PT"/>
@@ -569,126 +497,84 @@
         </w:rPr>
         <w:t>A mensagem final e talvez mais importante de Ageu (</w:t>
       </w:r>
-      <w:hyperlink r:id="rId25">
-        <w:r>
-          <w:rPr>
-            <w:lang w:val="pt_PT" w:bidi="pt_PT"/>
-          </w:rPr>
-          <w:rPr>
-            <w:color w:val="0000EE"/>
-            <w:u w:val="single"/>
-          </w:rPr>
-          <w:t>Ag 2.20–23</w:t>
-        </w:r>
-      </w:hyperlink>
+      <w:r>
+        <w:rPr>
+          <w:lang w:val="pt_PT" w:bidi="pt_PT"/>
+        </w:rPr>
+        <w:t>Ag 2.20–23</w:t>
+      </w:r>
       <w:r>
         <w:rPr>
           <w:lang w:val="pt_PT" w:bidi="pt_PT"/>
         </w:rPr>
         <w:t xml:space="preserve">) reafirmou a proeminência dos descendentes do Rei Davi na vida religiosa e política de Israel. A dinastia de Davi foi crucial para a restauração do povo hebreu após o Exílio Babilônico (veja </w:t>
       </w:r>
-      <w:hyperlink r:id="rId26">
-        <w:r>
-          <w:rPr>
-            <w:lang w:val="pt_PT" w:bidi="pt_PT"/>
-          </w:rPr>
-          <w:rPr>
-            <w:color w:val="0000EE"/>
-            <w:u w:val="single"/>
-          </w:rPr>
-          <w:t>Jr 23.5</w:t>
-        </w:r>
-      </w:hyperlink>
+      <w:r>
+        <w:rPr>
+          <w:lang w:val="pt_PT" w:bidi="pt_PT"/>
+        </w:rPr>
+        <w:t>Jr 23.5</w:t>
+      </w:r>
       <w:r>
         <w:rPr>
           <w:lang w:val="pt_PT" w:bidi="pt_PT"/>
         </w:rPr>
         <w:t xml:space="preserve">; </w:t>
       </w:r>
-      <w:hyperlink r:id="rId27">
-        <w:r>
-          <w:rPr>
-            <w:lang w:val="pt_PT" w:bidi="pt_PT"/>
-          </w:rPr>
-          <w:rPr>
-            <w:color w:val="0000EE"/>
-            <w:u w:val="single"/>
-          </w:rPr>
-          <w:t>33.15</w:t>
-        </w:r>
-      </w:hyperlink>
+      <w:r>
+        <w:rPr>
+          <w:lang w:val="pt_PT" w:bidi="pt_PT"/>
+        </w:rPr>
+        <w:t>33.15</w:t>
+      </w:r>
       <w:r>
         <w:rPr>
           <w:lang w:val="pt_PT" w:bidi="pt_PT"/>
         </w:rPr>
         <w:t xml:space="preserve">; </w:t>
       </w:r>
-      <w:hyperlink r:id="rId28">
-        <w:r>
-          <w:rPr>
-            <w:lang w:val="pt_PT" w:bidi="pt_PT"/>
-          </w:rPr>
-          <w:rPr>
-            <w:color w:val="0000EE"/>
-            <w:u w:val="single"/>
-          </w:rPr>
-          <w:t>Ez 37.24</w:t>
-        </w:r>
-      </w:hyperlink>
+      <w:r>
+        <w:rPr>
+          <w:lang w:val="pt_PT" w:bidi="pt_PT"/>
+        </w:rPr>
+        <w:t>Ez 37.24</w:t>
+      </w:r>
       <w:r>
         <w:rPr>
           <w:lang w:val="pt_PT" w:bidi="pt_PT"/>
         </w:rPr>
         <w:t>). Zorobabel era um descendente do Rei Davi; sua designação para servir como o "anel de sinete" do Senhor marcou o início da restauração de Israel por Deus (</w:t>
       </w:r>
-      <w:hyperlink r:id="rId29">
-        <w:r>
-          <w:rPr>
-            <w:lang w:val="pt_PT" w:bidi="pt_PT"/>
-          </w:rPr>
-          <w:rPr>
-            <w:color w:val="0000EE"/>
-            <w:u w:val="single"/>
-          </w:rPr>
-          <w:t>Ag 2.23</w:t>
-        </w:r>
-      </w:hyperlink>
+      <w:r>
+        <w:rPr>
+          <w:lang w:val="pt_PT" w:bidi="pt_PT"/>
+        </w:rPr>
+        <w:t>Ag 2.23</w:t>
+      </w:r>
       <w:r>
         <w:rPr>
           <w:lang w:val="pt_PT" w:bidi="pt_PT"/>
         </w:rPr>
         <w:t xml:space="preserve">; cp. </w:t>
       </w:r>
-      <w:hyperlink r:id="rId30">
-        <w:r>
-          <w:rPr>
-            <w:lang w:val="pt_PT" w:bidi="pt_PT"/>
-          </w:rPr>
-          <w:rPr>
-            <w:color w:val="0000EE"/>
-            <w:u w:val="single"/>
-          </w:rPr>
-          <w:t>Jr 22.24</w:t>
-        </w:r>
-      </w:hyperlink>
+      <w:r>
+        <w:rPr>
+          <w:lang w:val="pt_PT" w:bidi="pt_PT"/>
+        </w:rPr>
+        <w:t>Jr 22.24</w:t>
+      </w:r>
       <w:r>
         <w:rPr>
           <w:lang w:val="pt_PT" w:bidi="pt_PT"/>
         </w:rPr>
         <w:t>) e apontou para Jesus Cristo, um descendente de Davi (</w:t>
       </w:r>
-      <w:hyperlink r:id="rId31">
-        <w:r>
-          <w:rPr>
-            <w:lang w:val="pt_PT" w:bidi="pt_PT"/>
-          </w:rPr>
-          <w:rPr>
-            <w:color w:val="0000EE"/>
-            <w:u w:val="single"/>
-          </w:rPr>
-          <w:t>Mt 1.1</w:t>
-        </w:r>
-      </w:hyperlink>
+      <w:r>
+        <w:rPr>
+          <w:lang w:val="pt_PT" w:bidi="pt_PT"/>
+        </w:rPr>
+        <w:t>Mt 1.1</w:t>
+      </w:r>
       <w:r>
         <w:rPr>
           <w:lang w:val="pt_PT" w:bidi="pt_PT"/>
@@ -720,54 +606,36 @@
         </w:rPr>
         <w:t>O livro de Ageu não menciona explicitamente sua autoria, mas é provável que Ageu tenha escrito seus próprios sermões (</w:t>
       </w:r>
-      <w:hyperlink r:id="rId32">
-        <w:r>
-          <w:rPr>
-            <w:lang w:val="pt_PT" w:bidi="pt_PT"/>
-          </w:rPr>
-          <w:rPr>
-            <w:color w:val="0000EE"/>
-            <w:u w:val="single"/>
-          </w:rPr>
-          <w:t>1.1</w:t>
-        </w:r>
-      </w:hyperlink>
+      <w:r>
+        <w:rPr>
+          <w:lang w:val="pt_PT" w:bidi="pt_PT"/>
+        </w:rPr>
+        <w:t>1.1</w:t>
+      </w:r>
       <w:r>
         <w:rPr>
           <w:lang w:val="pt_PT" w:bidi="pt_PT"/>
         </w:rPr>
         <w:t>,</w:t>
       </w:r>
-      <w:hyperlink r:id="rId33">
-        <w:r>
-          <w:rPr>
-            <w:lang w:val="pt_PT" w:bidi="pt_PT"/>
-          </w:rPr>
-          <w:rPr>
-            <w:color w:val="0000EE"/>
-            <w:u w:val="single"/>
-          </w:rPr>
-          <w:t>3</w:t>
-        </w:r>
-      </w:hyperlink>
+      <w:r>
+        <w:rPr>
+          <w:lang w:val="pt_PT" w:bidi="pt_PT"/>
+        </w:rPr>
+        <w:t>3</w:t>
+      </w:r>
       <w:r>
         <w:rPr>
           <w:lang w:val="pt_PT" w:bidi="pt_PT"/>
         </w:rPr>
         <w:t xml:space="preserve">). A Bíblia não fornece informações biográficas sobre o profeta Ageu, mas seu ministério é confirmado por </w:t>
       </w:r>
-      <w:hyperlink r:id="rId34">
-        <w:r>
-          <w:rPr>
-            <w:lang w:val="pt_PT" w:bidi="pt_PT"/>
-          </w:rPr>
-          <w:rPr>
-            <w:color w:val="0000EE"/>
-            <w:u w:val="single"/>
-          </w:rPr>
-          <w:t>Ed 6.14</w:t>
-        </w:r>
-      </w:hyperlink>
+      <w:r>
+        <w:rPr>
+          <w:lang w:val="pt_PT" w:bidi="pt_PT"/>
+        </w:rPr>
+        <w:t>Ed 6.14</w:t>
+      </w:r>
       <w:r>
         <w:rPr>
           <w:lang w:val="pt_PT" w:bidi="pt_PT"/>
@@ -799,90 +667,60 @@
         </w:rPr>
         <w:t xml:space="preserve">Ageu entregou suas mensagens entre agosto e dezembro de 520 a.C., no segundo ano do reinado de Dario I, rei da Pérsia (veja </w:t>
       </w:r>
-      <w:hyperlink r:id="rId32">
-        <w:r>
-          <w:rPr>
-            <w:lang w:val="pt_PT" w:bidi="pt_PT"/>
-          </w:rPr>
-          <w:rPr>
-            <w:color w:val="0000EE"/>
-            <w:u w:val="single"/>
-          </w:rPr>
-          <w:t>Ag 1.1</w:t>
-        </w:r>
-      </w:hyperlink>
+      <w:r>
+        <w:rPr>
+          <w:lang w:val="pt_PT" w:bidi="pt_PT"/>
+        </w:rPr>
+        <w:t>Ag 1.1</w:t>
+      </w:r>
       <w:r>
         <w:rPr>
           <w:lang w:val="pt_PT" w:bidi="pt_PT"/>
         </w:rPr>
         <w:t>,</w:t>
       </w:r>
-      <w:hyperlink r:id="rId35">
-        <w:r>
-          <w:rPr>
-            <w:lang w:val="pt_PT" w:bidi="pt_PT"/>
-          </w:rPr>
-          <w:rPr>
-            <w:color w:val="0000EE"/>
-            <w:u w:val="single"/>
-          </w:rPr>
-          <w:t>15</w:t>
-        </w:r>
-      </w:hyperlink>
+      <w:r>
+        <w:rPr>
+          <w:lang w:val="pt_PT" w:bidi="pt_PT"/>
+        </w:rPr>
+        <w:t>15</w:t>
+      </w:r>
       <w:r>
         <w:rPr>
           <w:lang w:val="pt_PT" w:bidi="pt_PT"/>
         </w:rPr>
         <w:t xml:space="preserve">; </w:t>
       </w:r>
-      <w:hyperlink r:id="rId36">
-        <w:r>
-          <w:rPr>
-            <w:lang w:val="pt_PT" w:bidi="pt_PT"/>
-          </w:rPr>
-          <w:rPr>
-            <w:color w:val="0000EE"/>
-            <w:u w:val="single"/>
-          </w:rPr>
-          <w:t>2.1</w:t>
-        </w:r>
-      </w:hyperlink>
+      <w:r>
+        <w:rPr>
+          <w:lang w:val="pt_PT" w:bidi="pt_PT"/>
+        </w:rPr>
+        <w:t>2.1</w:t>
+      </w:r>
       <w:r>
         <w:rPr>
           <w:lang w:val="pt_PT" w:bidi="pt_PT"/>
         </w:rPr>
         <w:t>,</w:t>
       </w:r>
-      <w:hyperlink r:id="rId37">
-        <w:r>
-          <w:rPr>
-            <w:lang w:val="pt_PT" w:bidi="pt_PT"/>
-          </w:rPr>
-          <w:rPr>
-            <w:color w:val="0000EE"/>
-            <w:u w:val="single"/>
-          </w:rPr>
-          <w:t>10</w:t>
-        </w:r>
-      </w:hyperlink>
+      <w:r>
+        <w:rPr>
+          <w:lang w:val="pt_PT" w:bidi="pt_PT"/>
+        </w:rPr>
+        <w:t>10</w:t>
+      </w:r>
       <w:r>
         <w:rPr>
           <w:lang w:val="pt_PT" w:bidi="pt_PT"/>
         </w:rPr>
         <w:t xml:space="preserve">). O ministério de Ageu na Judeia pós-exílica coincidiu com o de Zacarias, que começou a pregar em Jerusalém em novembro daquele ano (veja </w:t>
       </w:r>
-      <w:hyperlink r:id="rId38">
-        <w:r>
-          <w:rPr>
-            <w:lang w:val="pt_PT" w:bidi="pt_PT"/>
-          </w:rPr>
-          <w:rPr>
-            <w:color w:val="0000EE"/>
-            <w:u w:val="single"/>
-          </w:rPr>
-          <w:t>Zc 1.1</w:t>
-        </w:r>
-      </w:hyperlink>
+      <w:r>
+        <w:rPr>
+          <w:lang w:val="pt_PT" w:bidi="pt_PT"/>
+        </w:rPr>
+        <w:t>Zc 1.1</w:t>
+      </w:r>
       <w:r>
         <w:rPr>
           <w:lang w:val="pt_PT" w:bidi="pt_PT"/>
@@ -914,144 +752,96 @@
         </w:rPr>
         <w:t xml:space="preserve">Embora não seja uma obra-prima como os livros de Isaías ou Jeremias, Ageu possui caráter literário. Ageu utiliza especialmente perguntas retóricas para enfatizar sua tese em três das quatro mensagens (veja </w:t>
       </w:r>
-      <w:hyperlink r:id="rId39">
-        <w:r>
-          <w:rPr>
-            <w:lang w:val="pt_PT" w:bidi="pt_PT"/>
-          </w:rPr>
-          <w:rPr>
-            <w:color w:val="0000EE"/>
-            <w:u w:val="single"/>
-          </w:rPr>
-          <w:t>1.4</w:t>
-        </w:r>
-      </w:hyperlink>
+      <w:r>
+        <w:rPr>
+          <w:lang w:val="pt_PT" w:bidi="pt_PT"/>
+        </w:rPr>
+        <w:t>1.4</w:t>
+      </w:r>
       <w:r>
         <w:rPr>
           <w:lang w:val="pt_PT" w:bidi="pt_PT"/>
         </w:rPr>
         <w:t xml:space="preserve">; </w:t>
       </w:r>
-      <w:hyperlink r:id="rId40">
-        <w:r>
-          <w:rPr>
-            <w:lang w:val="pt_PT" w:bidi="pt_PT"/>
-          </w:rPr>
-          <w:rPr>
-            <w:color w:val="0000EE"/>
-            <w:u w:val="single"/>
-          </w:rPr>
-          <w:t>2.3</w:t>
-        </w:r>
-      </w:hyperlink>
+      <w:r>
+        <w:rPr>
+          <w:lang w:val="pt_PT" w:bidi="pt_PT"/>
+        </w:rPr>
+        <w:t>2.3</w:t>
+      </w:r>
       <w:r>
         <w:rPr>
           <w:lang w:val="pt_PT" w:bidi="pt_PT"/>
         </w:rPr>
         <w:t>,</w:t>
       </w:r>
-      <w:hyperlink r:id="rId41">
-        <w:r>
-          <w:rPr>
-            <w:lang w:val="pt_PT" w:bidi="pt_PT"/>
-          </w:rPr>
-          <w:rPr>
-            <w:color w:val="0000EE"/>
-            <w:u w:val="single"/>
-          </w:rPr>
-          <w:t>19</w:t>
-        </w:r>
-      </w:hyperlink>
+      <w:r>
+        <w:rPr>
+          <w:lang w:val="pt_PT" w:bidi="pt_PT"/>
+        </w:rPr>
+        <w:t>19</w:t>
+      </w:r>
       <w:r>
         <w:rPr>
           <w:lang w:val="pt_PT" w:bidi="pt_PT"/>
         </w:rPr>
         <w:t xml:space="preserve">). Ele repete palavras ou frases para definir o tom de seus sermões (por exemplo, o repetido “veja o que está acontecendo,” </w:t>
       </w:r>
-      <w:hyperlink r:id="rId42">
-        <w:r>
-          <w:rPr>
-            <w:lang w:val="pt_PT" w:bidi="pt_PT"/>
-          </w:rPr>
-          <w:rPr>
-            <w:color w:val="0000EE"/>
-            <w:u w:val="single"/>
-          </w:rPr>
-          <w:t>1.5</w:t>
-        </w:r>
-      </w:hyperlink>
+      <w:r>
+        <w:rPr>
+          <w:lang w:val="pt_PT" w:bidi="pt_PT"/>
+        </w:rPr>
+        <w:t>1.5</w:t>
+      </w:r>
       <w:r>
         <w:rPr>
           <w:lang w:val="pt_PT" w:bidi="pt_PT"/>
         </w:rPr>
         <w:t>,</w:t>
       </w:r>
-      <w:hyperlink r:id="rId43">
-        <w:r>
-          <w:rPr>
-            <w:lang w:val="pt_PT" w:bidi="pt_PT"/>
-          </w:rPr>
-          <w:rPr>
-            <w:color w:val="0000EE"/>
-            <w:u w:val="single"/>
-          </w:rPr>
-          <w:t>7</w:t>
-        </w:r>
-      </w:hyperlink>
+      <w:r>
+        <w:rPr>
+          <w:lang w:val="pt_PT" w:bidi="pt_PT"/>
+        </w:rPr>
+        <w:t>7</w:t>
+      </w:r>
       <w:r>
         <w:rPr>
           <w:lang w:val="pt_PT" w:bidi="pt_PT"/>
         </w:rPr>
         <w:t xml:space="preserve">; </w:t>
       </w:r>
-      <w:hyperlink r:id="rId44">
-        <w:r>
-          <w:rPr>
-            <w:lang w:val="pt_PT" w:bidi="pt_PT"/>
-          </w:rPr>
-          <w:rPr>
-            <w:color w:val="0000EE"/>
-            <w:u w:val="single"/>
-          </w:rPr>
-          <w:t>2.15</w:t>
-        </w:r>
-      </w:hyperlink>
+      <w:r>
+        <w:rPr>
+          <w:lang w:val="pt_PT" w:bidi="pt_PT"/>
+        </w:rPr>
+        <w:t>2.15</w:t>
+      </w:r>
       <w:r>
         <w:rPr>
           <w:lang w:val="pt_PT" w:bidi="pt_PT"/>
         </w:rPr>
         <w:t>), e ocasionalmente faz jogos de palavras (por exemplo, hebraico khareb, “ruínas” [</w:t>
       </w:r>
-      <w:hyperlink r:id="rId39">
-        <w:r>
-          <w:rPr>
-            <w:lang w:val="pt_PT" w:bidi="pt_PT"/>
-          </w:rPr>
-          <w:rPr>
-            <w:color w:val="0000EE"/>
-            <w:u w:val="single"/>
-          </w:rPr>
-          <w:t>1.4</w:t>
-        </w:r>
-      </w:hyperlink>
+      <w:r>
+        <w:rPr>
+          <w:lang w:val="pt_PT" w:bidi="pt_PT"/>
+        </w:rPr>
+        <w:t>1.4</w:t>
+      </w:r>
       <w:r>
         <w:rPr>
           <w:lang w:val="pt_PT" w:bidi="pt_PT"/>
         </w:rPr>
         <w:t>] e khoreb, “seca” [</w:t>
       </w:r>
-      <w:hyperlink r:id="rId17">
-        <w:r>
-          <w:rPr>
-            <w:lang w:val="pt_PT" w:bidi="pt_PT"/>
-          </w:rPr>
-          <w:rPr>
-            <w:color w:val="0000EE"/>
-            <w:u w:val="single"/>
-          </w:rPr>
-          <w:t>1.11</w:t>
-        </w:r>
-      </w:hyperlink>
+      <w:r>
+        <w:rPr>
+          <w:lang w:val="pt_PT" w:bidi="pt_PT"/>
+        </w:rPr>
+        <w:t>1.11</w:t>
+      </w:r>
       <w:r>
         <w:rPr>
           <w:lang w:val="pt_PT" w:bidi="pt_PT"/>
@@ -1085,216 +875,144 @@
         </w:rPr>
         <w:t xml:space="preserve">— mensagens autoritativas inspiradas por Deus. Oráculos frequentemente incluem expressões formulaicas que usam palavras e frases padrão. Várias dessas fórmulas ocorrem em Ageu: a fórmula de “data” (e.g., “o segundo ano do reinado do Rei Dario,” </w:t>
       </w:r>
-      <w:hyperlink r:id="rId32">
-        <w:r>
-          <w:rPr>
-            <w:lang w:val="pt_PT" w:bidi="pt_PT"/>
-          </w:rPr>
-          <w:rPr>
-            <w:color w:val="0000EE"/>
-            <w:u w:val="single"/>
-          </w:rPr>
-          <w:t>1.1</w:t>
-        </w:r>
-      </w:hyperlink>
+      <w:r>
+        <w:rPr>
+          <w:lang w:val="pt_PT" w:bidi="pt_PT"/>
+        </w:rPr>
+        <w:t>1.1</w:t>
+      </w:r>
       <w:r>
         <w:rPr>
           <w:lang w:val="pt_PT" w:bidi="pt_PT"/>
         </w:rPr>
         <w:t xml:space="preserve">; </w:t>
       </w:r>
-      <w:hyperlink r:id="rId36">
-        <w:r>
-          <w:rPr>
-            <w:lang w:val="pt_PT" w:bidi="pt_PT"/>
-          </w:rPr>
-          <w:rPr>
-            <w:color w:val="0000EE"/>
-            <w:u w:val="single"/>
-          </w:rPr>
-          <w:t>2.1</w:t>
-        </w:r>
-      </w:hyperlink>
+      <w:r>
+        <w:rPr>
+          <w:lang w:val="pt_PT" w:bidi="pt_PT"/>
+        </w:rPr>
+        <w:t>2.1</w:t>
+      </w:r>
       <w:r>
         <w:rPr>
           <w:lang w:val="pt_PT" w:bidi="pt_PT"/>
         </w:rPr>
         <w:t>,</w:t>
       </w:r>
-      <w:hyperlink r:id="rId37">
-        <w:r>
-          <w:rPr>
-            <w:lang w:val="pt_PT" w:bidi="pt_PT"/>
-          </w:rPr>
-          <w:rPr>
-            <w:color w:val="0000EE"/>
-            <w:u w:val="single"/>
-          </w:rPr>
-          <w:t>10</w:t>
-        </w:r>
-      </w:hyperlink>
+      <w:r>
+        <w:rPr>
+          <w:lang w:val="pt_PT" w:bidi="pt_PT"/>
+        </w:rPr>
+        <w:t>10</w:t>
+      </w:r>
       <w:r>
         <w:rPr>
           <w:lang w:val="pt_PT" w:bidi="pt_PT"/>
         </w:rPr>
         <w:t>,</w:t>
       </w:r>
-      <w:hyperlink r:id="rId45">
-        <w:r>
-          <w:rPr>
-            <w:lang w:val="pt_PT" w:bidi="pt_PT"/>
-          </w:rPr>
-          <w:rPr>
-            <w:color w:val="0000EE"/>
-            <w:u w:val="single"/>
-          </w:rPr>
-          <w:t>20</w:t>
-        </w:r>
-      </w:hyperlink>
+      <w:r>
+        <w:rPr>
+          <w:lang w:val="pt_PT" w:bidi="pt_PT"/>
+        </w:rPr>
+        <w:t>20</w:t>
+      </w:r>
       <w:r>
         <w:rPr>
           <w:lang w:val="pt_PT" w:bidi="pt_PT"/>
         </w:rPr>
         <w:t xml:space="preserve">), a fórmula de “mensagem” (“o Senhor deu/enviou uma mensagem,” </w:t>
       </w:r>
-      <w:hyperlink r:id="rId32">
-        <w:r>
-          <w:rPr>
-            <w:lang w:val="pt_PT" w:bidi="pt_PT"/>
-          </w:rPr>
-          <w:rPr>
-            <w:color w:val="0000EE"/>
-            <w:u w:val="single"/>
-          </w:rPr>
-          <w:t>1.1</w:t>
-        </w:r>
-      </w:hyperlink>
+      <w:r>
+        <w:rPr>
+          <w:lang w:val="pt_PT" w:bidi="pt_PT"/>
+        </w:rPr>
+        <w:t>1.1</w:t>
+      </w:r>
       <w:r>
         <w:rPr>
           <w:lang w:val="pt_PT" w:bidi="pt_PT"/>
         </w:rPr>
         <w:t xml:space="preserve">; </w:t>
       </w:r>
-      <w:hyperlink r:id="rId36">
-        <w:r>
-          <w:rPr>
-            <w:lang w:val="pt_PT" w:bidi="pt_PT"/>
-          </w:rPr>
-          <w:rPr>
-            <w:color w:val="0000EE"/>
-            <w:u w:val="single"/>
-          </w:rPr>
-          <w:t>2.1</w:t>
-        </w:r>
-      </w:hyperlink>
+      <w:r>
+        <w:rPr>
+          <w:lang w:val="pt_PT" w:bidi="pt_PT"/>
+        </w:rPr>
+        <w:t>2.1</w:t>
+      </w:r>
       <w:r>
         <w:rPr>
           <w:lang w:val="pt_PT" w:bidi="pt_PT"/>
         </w:rPr>
         <w:t>,</w:t>
       </w:r>
-      <w:hyperlink r:id="rId37">
-        <w:r>
-          <w:rPr>
-            <w:lang w:val="pt_PT" w:bidi="pt_PT"/>
-          </w:rPr>
-          <w:rPr>
-            <w:color w:val="0000EE"/>
-            <w:u w:val="single"/>
-          </w:rPr>
-          <w:t>10</w:t>
-        </w:r>
-      </w:hyperlink>
+      <w:r>
+        <w:rPr>
+          <w:lang w:val="pt_PT" w:bidi="pt_PT"/>
+        </w:rPr>
+        <w:t>10</w:t>
+      </w:r>
       <w:r>
         <w:rPr>
           <w:lang w:val="pt_PT" w:bidi="pt_PT"/>
         </w:rPr>
         <w:t>,</w:t>
       </w:r>
-      <w:hyperlink r:id="rId45">
-        <w:r>
-          <w:rPr>
-            <w:lang w:val="pt_PT" w:bidi="pt_PT"/>
-          </w:rPr>
-          <w:rPr>
-            <w:color w:val="0000EE"/>
-            <w:u w:val="single"/>
-          </w:rPr>
-          <w:t>20</w:t>
-        </w:r>
-      </w:hyperlink>
+      <w:r>
+        <w:rPr>
+          <w:lang w:val="pt_PT" w:bidi="pt_PT"/>
+        </w:rPr>
+        <w:t>20</w:t>
+      </w:r>
       <w:r>
         <w:rPr>
           <w:lang w:val="pt_PT" w:bidi="pt_PT"/>
         </w:rPr>
         <w:t xml:space="preserve">), a fórmula de “Deus-como-orador” (“diz o Senhor,” </w:t>
       </w:r>
-      <w:hyperlink r:id="rId43">
-        <w:r>
-          <w:rPr>
-            <w:lang w:val="pt_PT" w:bidi="pt_PT"/>
-          </w:rPr>
-          <w:rPr>
-            <w:color w:val="0000EE"/>
-            <w:u w:val="single"/>
-          </w:rPr>
-          <w:t>1.7</w:t>
-        </w:r>
-      </w:hyperlink>
+      <w:r>
+        <w:rPr>
+          <w:lang w:val="pt_PT" w:bidi="pt_PT"/>
+        </w:rPr>
+        <w:t>1.7</w:t>
+      </w:r>
       <w:r>
         <w:rPr>
           <w:lang w:val="pt_PT" w:bidi="pt_PT"/>
         </w:rPr>
         <w:t>,</w:t>
       </w:r>
-      <w:hyperlink r:id="rId46">
-        <w:r>
-          <w:rPr>
-            <w:lang w:val="pt_PT" w:bidi="pt_PT"/>
-          </w:rPr>
-          <w:rPr>
-            <w:color w:val="0000EE"/>
-            <w:u w:val="single"/>
-          </w:rPr>
-          <w:t>13</w:t>
-        </w:r>
-      </w:hyperlink>
+      <w:r>
+        <w:rPr>
+          <w:lang w:val="pt_PT" w:bidi="pt_PT"/>
+        </w:rPr>
+        <w:t>13</w:t>
+      </w:r>
       <w:r>
         <w:rPr>
           <w:lang w:val="pt_PT" w:bidi="pt_PT"/>
         </w:rPr>
         <w:t xml:space="preserve">; </w:t>
       </w:r>
-      <w:hyperlink r:id="rId47">
-        <w:r>
-          <w:rPr>
-            <w:lang w:val="pt_PT" w:bidi="pt_PT"/>
-          </w:rPr>
-          <w:rPr>
-            <w:color w:val="0000EE"/>
-            <w:u w:val="single"/>
-          </w:rPr>
-          <w:t>2.4</w:t>
-        </w:r>
-      </w:hyperlink>
+      <w:r>
+        <w:rPr>
+          <w:lang w:val="pt_PT" w:bidi="pt_PT"/>
+        </w:rPr>
+        <w:t>2.4</w:t>
+      </w:r>
       <w:r>
         <w:rPr>
           <w:lang w:val="pt_PT" w:bidi="pt_PT"/>
         </w:rPr>
         <w:t xml:space="preserve">), e a fórmula de “relacionamento de aliança” (“Eu estou com vocês,” </w:t>
       </w:r>
-      <w:hyperlink r:id="rId48">
-        <w:r>
-          <w:rPr>
-            <w:lang w:val="pt_PT" w:bidi="pt_PT"/>
-          </w:rPr>
-          <w:rPr>
-            <w:color w:val="0000EE"/>
-            <w:u w:val="single"/>
-          </w:rPr>
-          <w:t>2.4–5</w:t>
-        </w:r>
-      </w:hyperlink>
+      <w:r>
+        <w:rPr>
+          <w:lang w:val="pt_PT" w:bidi="pt_PT"/>
+        </w:rPr>
+        <w:t>2.4–5</w:t>
+      </w:r>
       <w:r>
         <w:rPr>
           <w:lang w:val="pt_PT" w:bidi="pt_PT"/>
@@ -1354,90 +1072,60 @@
         </w:rPr>
         <w:t>Ageu convocou o povo de Jerusalém para uma adoração genuína, confiança na palavra de Deus, santidade pessoal e obediência à liderança divinamente designada. Ageu destaca a presença constante do Espírito de Deus (</w:t>
       </w:r>
-      <w:hyperlink r:id="rId49">
-        <w:r>
-          <w:rPr>
-            <w:lang w:val="pt_PT" w:bidi="pt_PT"/>
-          </w:rPr>
-          <w:rPr>
-            <w:color w:val="0000EE"/>
-            <w:u w:val="single"/>
-          </w:rPr>
-          <w:t>1.13–14</w:t>
-        </w:r>
-      </w:hyperlink>
+      <w:r>
+        <w:rPr>
+          <w:lang w:val="pt_PT" w:bidi="pt_PT"/>
+        </w:rPr>
+        <w:t>1.13–14</w:t>
+      </w:r>
       <w:r>
         <w:rPr>
           <w:lang w:val="pt_PT" w:bidi="pt_PT"/>
         </w:rPr>
         <w:t xml:space="preserve">; </w:t>
       </w:r>
-      <w:hyperlink r:id="rId48">
-        <w:r>
-          <w:rPr>
-            <w:lang w:val="pt_PT" w:bidi="pt_PT"/>
-          </w:rPr>
-          <w:rPr>
-            <w:color w:val="0000EE"/>
-            <w:u w:val="single"/>
-          </w:rPr>
-          <w:t>2.4–5</w:t>
-        </w:r>
-      </w:hyperlink>
+      <w:r>
+        <w:rPr>
+          <w:lang w:val="pt_PT" w:bidi="pt_PT"/>
+        </w:rPr>
+        <w:t>2.4–5</w:t>
+      </w:r>
       <w:r>
         <w:rPr>
           <w:lang w:val="pt_PT" w:bidi="pt_PT"/>
         </w:rPr>
         <w:t>), um tema compartilhado com seu contemporâneo Zacarias (</w:t>
       </w:r>
-      <w:hyperlink r:id="rId50">
-        <w:r>
-          <w:rPr>
-            <w:lang w:val="pt_PT" w:bidi="pt_PT"/>
-          </w:rPr>
-          <w:rPr>
-            <w:color w:val="0000EE"/>
-            <w:u w:val="single"/>
-          </w:rPr>
-          <w:t>Zc 1.16</w:t>
-        </w:r>
-      </w:hyperlink>
+      <w:r>
+        <w:rPr>
+          <w:lang w:val="pt_PT" w:bidi="pt_PT"/>
+        </w:rPr>
+        <w:t>Zc 1.16</w:t>
+      </w:r>
       <w:r>
         <w:rPr>
           <w:lang w:val="pt_PT" w:bidi="pt_PT"/>
         </w:rPr>
         <w:t xml:space="preserve">; </w:t>
       </w:r>
-      <w:hyperlink r:id="rId51">
-        <w:r>
-          <w:rPr>
-            <w:lang w:val="pt_PT" w:bidi="pt_PT"/>
-          </w:rPr>
-          <w:rPr>
-            <w:color w:val="0000EE"/>
-            <w:u w:val="single"/>
-          </w:rPr>
-          <w:t>8.23</w:t>
-        </w:r>
-      </w:hyperlink>
+      <w:r>
+        <w:rPr>
+          <w:lang w:val="pt_PT" w:bidi="pt_PT"/>
+        </w:rPr>
+        <w:t>8.23</w:t>
+      </w:r>
       <w:r>
         <w:rPr>
           <w:lang w:val="pt_PT" w:bidi="pt_PT"/>
         </w:rPr>
         <w:t xml:space="preserve">; veja também </w:t>
       </w:r>
-      <w:hyperlink r:id="rId52">
-        <w:r>
-          <w:rPr>
-            <w:lang w:val="pt_PT" w:bidi="pt_PT"/>
-          </w:rPr>
-          <w:rPr>
-            <w:color w:val="0000EE"/>
-            <w:u w:val="single"/>
-          </w:rPr>
-          <w:t>Ez 37.27–28</w:t>
-        </w:r>
-      </w:hyperlink>
+      <w:r>
+        <w:rPr>
+          <w:lang w:val="pt_PT" w:bidi="pt_PT"/>
+        </w:rPr>
+        <w:t>Ez 37.27–28</w:t>
+      </w:r>
       <w:r>
         <w:rPr>
           <w:lang w:val="pt_PT" w:bidi="pt_PT"/>
